--- a/Modul_10/LaprakBP2_M10_Muhammad_Rizal_Nurfirdaus.docx
+++ b/Modul_10/LaprakBP2_M10_Muhammad_Rizal_Nurfirdaus.docx
@@ -11259,7 +11259,7 @@
             <w:sz w:val="24"/>
             <w:szCs w:val="24"/>
           </w:rPr>
-          <w:t>https://github.com/MuhammadRizalNurfirdaus/BP2/tree/916b7b9f848eb267073a6335d9d2980ac358e3d1/Modul_9</w:t>
+          <w:t>https://github.com/MuhammadRizalNurfirdaus/BP2/tree/9abe964c7ca69267162c9010f7d20f742db47703/Modul_10/AplikasiPenjualan</w:t>
         </w:r>
       </w:hyperlink>
     </w:p>
